--- a/docs/diagrams description/class_diagram.docx
+++ b/docs/diagrams description/class_diagram.docx
@@ -493,19 +493,18 @@
             <w:tcW w:type="dxa" w:w="4320"/>
           </w:tcPr>
           <w:p>
-            <w:pPr/>
             <w:r>
-              <w:rPr>
-                <w:rFonts w:ascii="Times New Roman" w:hAnsi="Times New Roman"/>
-                <w:sz w:val="22"/>
-              </w:rPr>
-              <w:t>- router: CallRouter - Đối tượng điều phối nghiệp vụ hàng đợi cuộc gọi.</w:t>
+              <w:t>- router: CallRouter - Bộ điều phối luồng cuộc gọi.</w:t>
               <w:br/>
-              <w:t>- historyStore: CallHistoryStore - Đối tượng xử lý lưu trữ lịch sử cuộc gọi.</w:t>
+              <w:t>- historyStore: CallHistoryStore - Kho lưu trữ lịch sử.</w:t>
               <w:br/>
-              <w:t>- input: InputHandler - Trình xử lý nhập liệu an toàn.</w:t>
+              <w:t>- input: InputHandler - Bộ xử lý đầu vào bàn phím.</w:t>
               <w:br/>
-              <w:t>- renderer: ConsoleRenderer - Đối tượng kết xuất giao diện console.</w:t>
+              <w:t>- renderer: ConsoleRenderer - Bộ kết xuất giao diện.</w:t>
+              <w:br/>
+              <w:t>- processor: CallProcessor - Bộ xử lý đọc CSV và tính ưu tiên.</w:t>
+              <w:br/>
+              <w:t>- dataGen: DataGenerator - Bộ sinh dữ liệu ngẫu nhiên.</w:t>
             </w:r>
           </w:p>
         </w:tc>
@@ -1315,13 +1314,10 @@
             <w:tcW w:type="dxa" w:w="4320"/>
           </w:tcPr>
           <w:p>
-            <w:pPr/>
             <w:r>
-              <w:rPr>
-                <w:rFonts w:ascii="Times New Roman" w:hAnsi="Times New Roman"/>
-                <w:sz w:val="22"/>
-              </w:rPr>
-              <w:t>- queue: PriorityCallQueue - Đối tượng hàng đợi ưu tiên.</w:t>
+              <w:t>- priorityQueue: PriorityCallQueue - Đối tượng hàng đợi ưu tiên.</w:t>
+              <w:br/>
+              <w:t>- circularQueue: CircularCallQueue - Đối tượng hàng đợi vòng giới hạn.</w:t>
               <w:br/>
               <w:t>- aging: AgingAlgorithm - Đối tượng thực hiện già hóa cuộc gọi.</w:t>
             </w:r>
@@ -1353,19 +1349,16 @@
             <w:tcW w:type="dxa" w:w="4320"/>
           </w:tcPr>
           <w:p>
-            <w:pPr/>
             <w:r>
-              <w:rPr>
-                <w:rFonts w:ascii="Times New Roman" w:hAnsi="Times New Roman"/>
-                <w:sz w:val="22"/>
-              </w:rPr>
-              <w:t>+ addCall(call: Call): void - Thêm cuộc gọi mới vào hệ thống.</w:t>
+              <w:t>+ addCall(call: Call): void - Thêm cuộc gọi mới vào cả PriorityQueue và CircularQueue.</w:t>
               <w:br/>
               <w:t>+ processNext(): Call - Phục vụ cuộc gọi ưu tiên tiếp theo.</w:t>
               <w:br/>
               <w:t>+ applyAging(): void - Thực hiện quét và áp dụng già hóa cho hàng chờ cuộc gọi.</w:t>
               <w:br/>
               <w:t>+ getQueueSnapshot(): List - Trả về bản sao chụp hiện trạng danh sách chờ.</w:t>
+              <w:br/>
+              <w:t>+ getCircularQueueSnapshot(): List - Trả về bản sao chụp hàng đợi vòng.</w:t>
             </w:r>
           </w:p>
         </w:tc>
@@ -1955,12 +1948,9 @@
             <w:tcW w:type="dxa" w:w="4320"/>
           </w:tcPr>
           <w:p>
-            <w:pPr/>
             <w:r>
-              <w:rPr>
-                <w:rFonts w:ascii="Times New Roman" w:hAnsi="Times New Roman"/>
-                <w:sz w:val="22"/>
-              </w:rPr>
+              <w:t>- customerId: String - Mã định danh khách hàng.</w:t>
+              <w:br/>
               <w:t>- customerName: String - Tên khách hàng.</w:t>
               <w:br/>
               <w:t>- phoneNumber: String - Số điện thoại.</w:t>
@@ -1969,11 +1959,15 @@
               <w:br/>
               <w:t>- repeatCalls: int - Số lần khách hàng thực hiện gọi lại trước đó.</w:t>
               <w:br/>
-              <w:t>- orderNumber: int - Số thứ tự chèn vào hàng đợi (dùng để so sánh FIFO khi trùng điểm).</w:t>
+              <w:t>- orderNumber: int - Số thứ tự chèn vào hàng đợi.</w:t>
               <w:br/>
               <w:t>- waitTime: int - Số chu kỳ chờ đợi thực tế trong hàng đợi.</w:t>
               <w:br/>
-              <w:t>- status: CallStatus - Trạng thái hiện tại của cuộc gọi (WAITING, SERVING, COMPLETED).</w:t>
+              <w:t>- priorityScore: int - Điểm ưu tiên đã tính toán.</w:t>
+              <w:br/>
+              <w:t>- status: CallStatus - Trạng thái hiện tại của cuộc gọi.</w:t>
+              <w:br/>
+              <w:t>- entryTime: long - Thời điểm cuộc gọi được thêm vào hệ thống (ms).</w:t>
             </w:r>
           </w:p>
         </w:tc>
@@ -2129,19 +2123,16 @@
             <w:tcW w:type="dxa" w:w="4320"/>
           </w:tcPr>
           <w:p>
-            <w:pPr/>
             <w:r>
-              <w:rPr>
-                <w:rFonts w:ascii="Times New Roman" w:hAnsi="Times New Roman"/>
-                <w:sz w:val="22"/>
-              </w:rPr>
               <w:t>Các hằng số:</w:t>
               <w:br/>
               <w:t>- WAITING: Cuộc gọi đang nằm trong hàng đợi chờ xử lý.</w:t>
               <w:br/>
-              <w:t>- SERVING: Cuộc gọi đang được phục vụ kết nối trực tiếp.</w:t>
+              <w:t>- PROCESSING: Cuộc gọi đang được phục vụ kết nối trực tiếp.</w:t>
               <w:br/>
               <w:t>- COMPLETED: Cuộc gọi đã kết thúc và phục vụ thành công.</w:t>
+              <w:br/>
+              <w:t>- MISSED: Cuộc gọi bị lỡ do hàng đợi vòng đầy.</w:t>
             </w:r>
           </w:p>
         </w:tc>
@@ -2473,6 +2464,360 @@
         <w:br/>
       </w:r>
     </w:p>
+    <w:p>
+      <w:r>
+        <w:rPr>
+          <w:b/>
+          <w:sz w:val="26"/>
+        </w:rPr>
+        <w:br/>
+        <w:t>CircularCallQueue</w:t>
+      </w:r>
+    </w:p>
+    <w:p>
+      <w:r>
+        <w:rPr>
+          <w:i/>
+          <w:sz w:val="20"/>
+        </w:rPr>
+        <w:t>Package: core</w:t>
+      </w:r>
+    </w:p>
+    <w:tbl>
+      <w:tblPr>
+        <w:tblStyle w:val="TableGrid"/>
+        <w:tblW w:type="auto" w:w="0"/>
+        <w:tblLook w:firstColumn="1" w:firstRow="1" w:lastColumn="0" w:lastRow="0" w:noHBand="0" w:noVBand="1" w:val="04A0"/>
+      </w:tblPr>
+      <w:tblGrid>
+        <w:gridCol w:w="4320"/>
+        <w:gridCol w:w="4320"/>
+      </w:tblGrid>
+      <w:tr>
+        <w:tc>
+          <w:tcPr>
+            <w:tcW w:type="dxa" w:w="4320"/>
+          </w:tcPr>
+          <w:p>
+            <w:r>
+              <w:rPr>
+                <w:b/>
+              </w:rPr>
+              <w:t>Thành phần (Component)</w:t>
+            </w:r>
+          </w:p>
+        </w:tc>
+        <w:tc>
+          <w:tcPr>
+            <w:tcW w:type="dxa" w:w="4320"/>
+          </w:tcPr>
+          <w:p>
+            <w:r>
+              <w:rPr>
+                <w:b/>
+              </w:rPr>
+              <w:t>Đặc tả chi tiết (Spec Detail)</w:t>
+            </w:r>
+          </w:p>
+        </w:tc>
+      </w:tr>
+      <w:tr>
+        <w:tc>
+          <w:tcPr>
+            <w:tcW w:type="dxa" w:w="4320"/>
+          </w:tcPr>
+          <w:p>
+            <w:r>
+              <w:t>Thuộc tính</w:t>
+              <w:br/>
+              <w:t>(Attributes)</w:t>
+            </w:r>
+          </w:p>
+        </w:tc>
+        <w:tc>
+          <w:tcPr>
+            <w:tcW w:type="dxa" w:w="4320"/>
+          </w:tcPr>
+          <w:p>
+            <w:r>
+              <w:t>- elements: Call[] - Mảng cố định lưu trữ các cuộc gọi.</w:t>
+              <w:br/>
+              <w:t>- front: int - Vị trí đầu hàng đợi.</w:t>
+              <w:br/>
+              <w:t>- rear: int - Vị trí cuối hàng đợi.</w:t>
+              <w:br/>
+              <w:t>- capacity: int - Dung lượng tối đa (mặc định 100).</w:t>
+              <w:br/>
+              <w:t>- count: int - Số phần tử hiện tại.</w:t>
+            </w:r>
+          </w:p>
+        </w:tc>
+      </w:tr>
+      <w:tr>
+        <w:tc>
+          <w:tcPr>
+            <w:tcW w:type="dxa" w:w="4320"/>
+          </w:tcPr>
+          <w:p>
+            <w:r>
+              <w:t>Phương thức</w:t>
+              <w:br/>
+              <w:t>(Methods)</w:t>
+            </w:r>
+          </w:p>
+        </w:tc>
+        <w:tc>
+          <w:tcPr>
+            <w:tcW w:type="dxa" w:w="4320"/>
+          </w:tcPr>
+          <w:p>
+            <w:r>
+              <w:t>+ enqueue(call: Call): void - Thêm cuộc gọi vào cuối hàng đợi vòng. Nếu đầy, đánh dấu cuộc gọi MISSED.</w:t>
+              <w:br/>
+              <w:t>+ dequeue(): Call - Lấy cuộc gọi đầu hàng đợi (FIFO).</w:t>
+              <w:br/>
+              <w:t>+ peek(): Call - Xem cuộc gọi đầu hàng đợi mà không lấy ra.</w:t>
+              <w:br/>
+              <w:t>+ isFull(): boolean - Kiểm tra hàng đợi đã đầy hay chưa.</w:t>
+              <w:br/>
+              <w:t>+ isEmpty(): boolean - Kiểm tra hàng đợi trống.</w:t>
+              <w:br/>
+              <w:t>+ size(): int - Trả về số phần tử hiện tại.</w:t>
+              <w:br/>
+              <w:t>+ toList(): List&lt;Call&gt; - Chuyển hàng đợi vòng thành danh sách theo thứ tự FIFO.</w:t>
+            </w:r>
+          </w:p>
+        </w:tc>
+      </w:tr>
+    </w:tbl>
+    <w:p>
+      <w:r>
+        <w:rPr>
+          <w:b/>
+          <w:sz w:val="26"/>
+        </w:rPr>
+        <w:br/>
+        <w:t>CallProcessor</w:t>
+      </w:r>
+    </w:p>
+    <w:p>
+      <w:r>
+        <w:rPr>
+          <w:i/>
+          <w:sz w:val="20"/>
+        </w:rPr>
+        <w:t>Package: core</w:t>
+      </w:r>
+    </w:p>
+    <w:tbl>
+      <w:tblPr>
+        <w:tblStyle w:val="TableGrid"/>
+        <w:tblW w:type="auto" w:w="0"/>
+        <w:tblLook w:firstColumn="1" w:firstRow="1" w:lastColumn="0" w:lastRow="0" w:noHBand="0" w:noVBand="1" w:val="04A0"/>
+      </w:tblPr>
+      <w:tblGrid>
+        <w:gridCol w:w="4320"/>
+        <w:gridCol w:w="4320"/>
+      </w:tblGrid>
+      <w:tr>
+        <w:tc>
+          <w:tcPr>
+            <w:tcW w:type="dxa" w:w="4320"/>
+          </w:tcPr>
+          <w:p>
+            <w:r>
+              <w:rPr>
+                <w:b/>
+              </w:rPr>
+              <w:t>Thành phần (Component)</w:t>
+            </w:r>
+          </w:p>
+        </w:tc>
+        <w:tc>
+          <w:tcPr>
+            <w:tcW w:type="dxa" w:w="4320"/>
+          </w:tcPr>
+          <w:p>
+            <w:r>
+              <w:rPr>
+                <w:b/>
+              </w:rPr>
+              <w:t>Đặc tả chi tiết (Spec Detail)</w:t>
+            </w:r>
+          </w:p>
+        </w:tc>
+      </w:tr>
+      <w:tr>
+        <w:tc>
+          <w:tcPr>
+            <w:tcW w:type="dxa" w:w="4320"/>
+          </w:tcPr>
+          <w:p>
+            <w:r>
+              <w:t>Thuộc tính</w:t>
+              <w:br/>
+              <w:t>(Attributes)</w:t>
+            </w:r>
+          </w:p>
+        </w:tc>
+        <w:tc>
+          <w:tcPr>
+            <w:tcW w:type="dxa" w:w="4320"/>
+          </w:tcPr>
+          <w:p>
+            <w:r>
+              <w:t>- fileHandler: FileHandler - Đối tượng đọc file CSV.</w:t>
+              <w:br/>
+              <w:t>- queue: PriorityCallQueue - Hàng đợi ưu tiên để nạp cuộc gọi đã tính điểm.</w:t>
+            </w:r>
+          </w:p>
+        </w:tc>
+      </w:tr>
+      <w:tr>
+        <w:tc>
+          <w:tcPr>
+            <w:tcW w:type="dxa" w:w="4320"/>
+          </w:tcPr>
+          <w:p>
+            <w:r>
+              <w:t>Phương thức</w:t>
+              <w:br/>
+              <w:t>(Methods)</w:t>
+            </w:r>
+          </w:p>
+        </w:tc>
+        <w:tc>
+          <w:tcPr>
+            <w:tcW w:type="dxa" w:w="4320"/>
+          </w:tcPr>
+          <w:p>
+            <w:r>
+              <w:t>+ loadFromCSV(path: String): void - Đọc file CSV thô (CustomerCalls.csv), parse từng dòng thành đối tượng Call, tính điểm ưu tiên và nạp vào PriorityCallQueue.</w:t>
+              <w:br/>
+              <w:t>+ calculatePriority(call: Call): int - Tính điểm ưu tiên cho một cuộc gọi: (VIP ? 50 : 0) + repeatCalls * 10.</w:t>
+              <w:br/>
+              <w:t>+ getQueue(): PriorityCallQueue - Trả về hàng đợi ưu tiên đã được nạp dữ liệu.</w:t>
+              <w:br/>
+              <w:t>+ reset(): void - Reset hàng đợi để nạp lại dữ liệu mới.</w:t>
+            </w:r>
+          </w:p>
+        </w:tc>
+      </w:tr>
+    </w:tbl>
+    <w:p>
+      <w:r>
+        <w:rPr>
+          <w:b/>
+          <w:sz w:val="26"/>
+        </w:rPr>
+        <w:br/>
+        <w:t>DataGenerator</w:t>
+      </w:r>
+    </w:p>
+    <w:p>
+      <w:r>
+        <w:rPr>
+          <w:i/>
+          <w:sz w:val="20"/>
+        </w:rPr>
+        <w:t>Package: storage</w:t>
+      </w:r>
+    </w:p>
+    <w:tbl>
+      <w:tblPr>
+        <w:tblStyle w:val="TableGrid"/>
+        <w:tblW w:type="auto" w:w="0"/>
+        <w:tblLook w:firstColumn="1" w:firstRow="1" w:lastColumn="0" w:lastRow="0" w:noHBand="0" w:noVBand="1" w:val="04A0"/>
+      </w:tblPr>
+      <w:tblGrid>
+        <w:gridCol w:w="4320"/>
+        <w:gridCol w:w="4320"/>
+      </w:tblGrid>
+      <w:tr>
+        <w:tc>
+          <w:tcPr>
+            <w:tcW w:type="dxa" w:w="4320"/>
+          </w:tcPr>
+          <w:p>
+            <w:r>
+              <w:rPr>
+                <w:b/>
+              </w:rPr>
+              <w:t>Thành phần (Component)</w:t>
+            </w:r>
+          </w:p>
+        </w:tc>
+        <w:tc>
+          <w:tcPr>
+            <w:tcW w:type="dxa" w:w="4320"/>
+          </w:tcPr>
+          <w:p>
+            <w:r>
+              <w:rPr>
+                <w:b/>
+              </w:rPr>
+              <w:t>Đặc tả chi tiết (Spec Detail)</w:t>
+            </w:r>
+          </w:p>
+        </w:tc>
+      </w:tr>
+      <w:tr>
+        <w:tc>
+          <w:tcPr>
+            <w:tcW w:type="dxa" w:w="4320"/>
+          </w:tcPr>
+          <w:p>
+            <w:r>
+              <w:t>Thuộc tính</w:t>
+              <w:br/>
+              <w:t>(Attributes)</w:t>
+            </w:r>
+          </w:p>
+        </w:tc>
+        <w:tc>
+          <w:tcPr>
+            <w:tcW w:type="dxa" w:w="4320"/>
+          </w:tcPr>
+          <w:p>
+            <w:r>
+              <w:t>- random: Random - Đối tượng sinh số ngẫu nhiên.</w:t>
+            </w:r>
+          </w:p>
+        </w:tc>
+      </w:tr>
+      <w:tr>
+        <w:tc>
+          <w:tcPr>
+            <w:tcW w:type="dxa" w:w="4320"/>
+          </w:tcPr>
+          <w:p>
+            <w:r>
+              <w:t>Phương thức</w:t>
+              <w:br/>
+              <w:t>(Methods)</w:t>
+            </w:r>
+          </w:p>
+        </w:tc>
+        <w:tc>
+          <w:tcPr>
+            <w:tcW w:type="dxa" w:w="4320"/>
+          </w:tcPr>
+          <w:p>
+            <w:r>
+              <w:t>+ generate(count: int, path: String): void - Sinh N cuộc gọi ngẫu nhiên và ghi vào file CSV. Mặc định 10,000 cuộc gọi.</w:t>
+              <w:br/>
+              <w:t>- randomName(): String - Sinh tên khách hàng ngẫu nhiên kiểu Việt Nam (Họ + Đệm + Tên).</w:t>
+              <w:br/>
+              <w:t>- randomPhone(): String - Sinh số điện thoại ngẫu nhiên 10 chữ số (bắt đầu bằng 0).</w:t>
+              <w:br/>
+              <w:t>- randomVIP(): boolean - Sinh trạng thái VIP ngẫu nhiên (~15% tỷ lệ).</w:t>
+              <w:br/>
+              <w:t>- randomRepeatCalls(): int - Sinh số lần gọi lại ngẫu nhiên (0-10, phân bố: 60% có 0 lần, 25% có 1-3 lần, 15% có 4-10 lần).</w:t>
+            </w:r>
+          </w:p>
+        </w:tc>
+      </w:tr>
+    </w:tbl>
     <w:sectPr>
       <w:pgSz w:w="12240" w:h="15840"/>
       <w:pgMar w:top="1440" w:right="1800" w:bottom="1440" w:left="1800" w:header="720" w:footer="720" w:gutter="0"/>
